--- a/docs/neuropulse_tool_shell_001.docx
+++ b/docs/neuropulse_tool_shell_001.docx
@@ -140,7 +140,7 @@
           <w:b w:val="0"/>
           <w:sz w:val="20"/>
         </w:rPr>
-        <w:t>This document specifies mandatory moulded features in the NeuroPulse headset CFRP shell that must be present in the tooling specification before first steel cut. It is the tooling-facing companion to NP-DRV-SHELL-001 (FPC routing design review) and NP-TOOL-ZM-001 (zone module tooling specification). Together these three documents constitute the complete shell + zone module tooling package.</w:t>
+        <w:t>This document specifies mandatory molded features in the NeuroPulse headset CFRP shell that must be present in the tooling specification before first steel cut. It is the tooling-facing companion to NP-DRV-SHELL-001 (FPC routing design review) and NP-TOOL-ZM-001 (zone module tooling specification). Together these three documents constitute the complete shell + zone module tooling package.</w:t>
       </w:r>
     </w:p>
     <w:p>
@@ -152,7 +152,7 @@
           <w:b w:val="0"/>
           <w:sz w:val="20"/>
         </w:rPr>
-        <w:t>Scope: Headset outer CFRP shell and temporal stability wing. Not in scope: zone module body mould (NP-TOOL-ZM-001), control hub tooling, goggle arm tooling (lens rim guard anchor hook is on goggle arm — separate document).</w:t>
+        <w:t>Scope: Headset outer CFRP shell and temporal stability wing. Not in scope: zone module body mold (NP-TOOL-ZM-001), control hub tooling, goggle arm tooling (lens rim guard anchor hook is on goggle arm — separate document).</w:t>
       </w:r>
     </w:p>
     <w:p>
@@ -317,7 +317,7 @@
               <w:rPr>
                 <w:sz w:val="18"/>
               </w:rPr>
-              <w:t>Zone module body features (F-01 through F-08). Zone colour codes for F-01 anchor post colour-match.</w:t>
+              <w:t>Zone module body features (F-01 through F-08). Zone color codes for F-01 anchor post color-match.</w:t>
             </w:r>
           </w:p>
         </w:tc>
@@ -562,7 +562,7 @@
           <w:b w:val="0"/>
           <w:sz w:val="20"/>
         </w:rPr>
-        <w:t>The following table lists all moulded features required in the headset shell. Each feature is zero-cost when specified before first cut and unretrofittable after. The mould design review (NP-COORD-001 G2 gate) must confirm all items before steel is cut.</w:t>
+        <w:t>The following table lists all molded features required in the headset shell. Each feature is zero-cost when specified before first cut and unretrofittable after. The mold design review (NP-COORD-001 G2 gate) must confirm all items before steel is cut.</w:t>
       </w:r>
     </w:p>
     <w:tbl>
@@ -680,7 +680,7 @@
               <w:rPr>
                 <w:sz w:val="18"/>
               </w:rPr>
-              <w:t>Zone slot plug anchor posts (×5, colour-coded). See §2.1.</w:t>
+              <w:t>Zone slot plug anchor posts (×5, color-coded). See §2.1.</w:t>
             </w:r>
           </w:p>
         </w:tc>
@@ -967,7 +967,7 @@
         <w:rPr>
           <w:sz w:val="19"/>
         </w:rPr>
-        <w:t>Colour coding: Boss moulded or over-moulded to match zone module colour. ZM-01 = Blue, ZM-02 = Red, ZM-03 = Green, ZM-04 = Yellow, ZM-05 = Purple. Colour must be in bulk material — not surface paint. Matches NP-TOOL-ZM-001 §3.1 colour assignments. Serves as visual + tactile zone identification at the shell surface, reinforcing the 5-layer zone keying system (RISK-15).</w:t>
+        <w:t>Color coding: Boss molded or over-molded to match zone module color. ZM-01 = Blue, ZM-02 = Red, ZM-03 = Green, ZM-04 = Yellow, ZM-05 = Purple. Color must be in bulk material — not surface paint. Matches NP-TOOL-ZM-001 §3.1 color assignments. Serves as visual + tactile zone identification at the shell surface, reinforcing the 5-layer zone keying system (RISK-15).</w:t>
       </w:r>
     </w:p>
     <w:p>
@@ -991,7 +991,7 @@
         <w:rPr>
           <w:sz w:val="19"/>
         </w:rPr>
-        <w:t>Sealing: Anchor post base must not create a water ingress path. Boss base to be flush-bonded or over-moulded with silicone sealant. IPX4 compliance must be maintained at all 5 post locations (per FAI item FAI-CV-02).</w:t>
+        <w:t>Sealing: Anchor post base must not create a water ingress path. Boss base to be flush-bonded or over-molded with silicone sealant. IPX4 compliance must be maintained at all 5 post locations (per FAI item FAI-CV-02).</w:t>
       </w:r>
     </w:p>
     <w:p>
@@ -1085,7 +1085,7 @@
         <w:rPr>
           <w:sz w:val="19"/>
         </w:rPr>
-        <w:t>Colour: Neutral shell colour (no zone colour coding — port covers are not zone-specific). Match hub shell body colour.</w:t>
+        <w:t>Color: Neutral shell color (no zone color coding — port covers are not zone-specific). Match hub shell body color.</w:t>
       </w:r>
     </w:p>
     <w:p>
@@ -1155,7 +1155,7 @@
           <w:b w:val="0"/>
           <w:sz w:val="20"/>
         </w:rPr>
-        <w:t>A dedicated moulded channel on the outer CFRP inner surface (dorsal-outer side, opposite from the zone module FPC bundle) routes EEG electrode cables from the Hub PCB to the 8 electrode pod locations (Fp1/2, F3/4, C3/4, P3/4). This feature is fully specified in NP-DRV-SHELL-001 §2.4 (EEG Electrode Cable Routing — RISK-21) and is reproduced here as the tooling-facing requirement for the shell manufacturer. This is a PRE-TOOLING BLOCKING REQUIREMENT — shell tooling must not be released until NP-DRV-SHELL-001 §2.4 is approved by EE and ME (per NP-COORD-001 G2-11).</w:t>
+        <w:t>A dedicated molded channel on the outer CFRP inner surface (dorsal-outer side, opposite from the zone module FPC bundle) routes EEG electrode cables from the Hub PCB to the 8 electrode pod locations (Fp1/2, F3/4, C3/4, P3/4). This feature is fully specified in NP-DRV-SHELL-001 §2.4 (EEG Electrode Cable Routing — RISK-21) and is reproduced here as the tooling-facing requirement for the shell manufacturer. This is a PRE-TOOLING BLOCKING REQUIREMENT — shell tooling must not be released until NP-DRV-SHELL-001 §2.4 is approved by EE and ME (per NP-COORD-001 G2-11).</w:t>
       </w:r>
     </w:p>
     <w:p>
@@ -1179,7 +1179,7 @@
         <w:rPr>
           <w:sz w:val="19"/>
         </w:rPr>
-        <w:t>Cross-section: 8 mm wide × 5 mm deep, moulded channel on CFRP shell inner surface (outer/dorsal CFRP inner face).</w:t>
+        <w:t>Cross-section: 8 mm wide × 5 mm deep, molded channel on CFRP shell inner surface (outer/dorsal CFRP inner face).</w:t>
       </w:r>
     </w:p>
     <w:p>
@@ -1215,7 +1215,7 @@
         <w:rPr>
           <w:sz w:val="19"/>
         </w:rPr>
-        <w:t>FPC-to-EEG separation (DRC-18): Minimum 15 mm between any zone module FPC copper conductor and any EEG cable conductor, measured point-to-point in CAD. The shell wall routing geometry achieves approximately 18–22 mm separation. If geometry forces less than 15 mm at any point: grounded 35 µm aluminium foil barrier (adhesive-backed, tied to chassis GND at pin 20) must be specified in that region — barrier placement is zero-cost if moulded into shell at this stage (NP-DRV-SHELL-001 DRC-18b).</w:t>
+        <w:t>FPC-to-EEG separation (DRC-18): Minimum 15 mm between any zone module FPC copper conductor and any EEG cable conductor, measured point-to-point in CAD. The shell wall routing geometry achieves approximately 18–22 mm separation. If geometry forces less than 15 mm at any point: grounded 35 µm aluminium foil barrier (adhesive-backed, tied to chassis GND at pin 20) must be specified in that region — barrier placement is zero-cost if molded into shell at this stage (NP-DRV-SHELL-001 DRC-18b).</w:t>
       </w:r>
     </w:p>
     <w:p>
@@ -1227,7 +1227,7 @@
         <w:rPr>
           <w:sz w:val="19"/>
         </w:rPr>
-        <w:t>Cable retention clips: 3 snap-in cable retention clips (PC/ABS, snap-moulded integral to channel wall) at approximately 80 mm intervals along the main channel run. Clip opening force ≤ 3 N (tool-free cable insertion). Clip internal radius ≥ 3 mm (prevents cable kinking).</w:t>
+        <w:t>Cable retention clips: 3 snap-in cable retention clips (PC/ABS, snap-molded integral to channel wall) at approximately 80 mm intervals along the main channel run. Clip opening force ≤ 3 N (tool-free cable insertion). Clip internal radius ≥ 3 mm (prevents cable kinking).</w:t>
       </w:r>
     </w:p>
     <w:p>
@@ -1309,7 +1309,7 @@
                 <w:b/>
                 <w:sz w:val="18"/>
               </w:rPr>
-              <w:t>PROVISIONAL — F-04 release is contingent on HOPE Phase 3 results (Cognito Therapeutics, n=670, expected mid-2026). However, the anchor boss MUST be moulded into the temporal wing tooling at first cut regardless of study outcome. Adding the boss at first cut: zero incremental tooling cost. Retrofitting the boss post-cut: $15,000–40,000 tooling modification + 6–8 week delay. If HOPE Phase 3 is negative, the boss is a non-functional recessed cavity — no impact on headset form or function. If positive, mastoid pad ships within 6 months without tooling delay.</w:t>
+              <w:t>PROVISIONAL — F-04 release is contingent on HOPE Phase 3 results (Cognito Therapeutics, n=670, expected mid-2026). However, the anchor boss MUST be molded into the temporal wing tooling at first cut regardless of study outcome. Adding the boss at first cut: zero incremental tooling cost. Retrofitting the boss post-cut: $15,000–40,000 tooling modification + 6–8 week delay. If HOPE Phase 3 is negative, the boss is a non-functional recessed cavity — no impact on headset form or function. If positive, mastoid pad ships within 6 months without tooling delay.</w:t>
             </w:r>
           </w:p>
         </w:tc>
@@ -1325,7 +1325,7 @@
           <w:b w:val="0"/>
           <w:sz w:val="20"/>
         </w:rPr>
-        <w:t>Purpose: Provides the mechanical attachment point for the 40Hz mastoid vibrotactile LRA pad accessory (CLAUDE.md §3b). The pad clips to the temporal stability wing at the mastoid process location using a 30 mm diameter silicone over-moulded pad with a snap-fit clip. The clip engages the anchor boss. Without the boss, the temporal wing provides no pad attachment surface and the accessory cannot be offered as an add-on.</w:t>
+        <w:t>Purpose: Provides the mechanical attachment point for the 40Hz mastoid vibrotactile LRA pad accessory (CLAUDE.md §3b). The pad clips to the temporal stability wing at the mastoid process location using a 30 mm diameter silicone over-molded pad with a snap-fit clip. The clip engages the anchor boss. Without the boss, the temporal wing provides no pad attachment surface and the accessory cannot be offered as an add-on.</w:t>
       </w:r>
     </w:p>
     <w:p>
@@ -1421,7 +1421,7 @@
         <w:rPr>
           <w:sz w:val="19"/>
         </w:rPr>
-        <w:t>Material compatibility: Boss is integral to temporal wing (same PC/ABS or ABS material as wing body). Snap detent in same material. Silicone pad contact face: add Shore 30A silicone over-mould insert at receiver opening face for vibration coupling comfort (0.5 mm overmould layer).</w:t>
+        <w:t>Material compatibility: Boss is integral to temporal wing (same PC/ABS or ABS material as wing body). Snap detent in same material. Silicone pad contact face: add Shore 30A silicone over-mold insert at receiver opening face for vibration coupling comfort (0.5 mm overmould layer).</w:t>
       </w:r>
     </w:p>
     <w:p>
@@ -3386,7 +3386,7 @@
               <w:rPr>
                 <w:sz w:val="18"/>
               </w:rPr>
-              <w:t>Colour-in-bulk for zone posts (F-01). Impact resistance: ≥ 45 kJ/m² (Charpy notched). HDT ≥ 90°C.</w:t>
+              <w:t>Color-in-bulk for zone posts (F-01). Impact resistance: ≥ 45 kJ/m² (Charpy notched). HDT ≥ 90°C.</w:t>
             </w:r>
           </w:p>
         </w:tc>
@@ -3560,7 +3560,7 @@
               <w:rPr>
                 <w:sz w:val="18"/>
               </w:rPr>
-              <w:t>Same PC/ABS as shell. Clip opening force ≤ 3 N. Moulded integral to channel wall — not separate parts.</w:t>
+              <w:t>Same PC/ABS as shell. Clip opening force ≤ 3 N. Molded integral to channel wall — not separate parts.</w:t>
             </w:r>
           </w:p>
         </w:tc>
@@ -3987,7 +3987,7 @@
               <w:rPr>
                 <w:sz w:val="18"/>
               </w:rPr>
-              <w:t>Zone post colour-code confirmed in bulk material per zone (Blue/Red/Green/Yellow/Purple); matches NP-TOOL-ZM-001 §3.1</w:t>
+              <w:t>Zone post color-code confirmed in bulk material per zone (Blue/Red/Green/Yellow/Purple); matches NP-TOOL-ZM-001 §3.1</w:t>
             </w:r>
           </w:p>
         </w:tc>
@@ -4015,7 +4015,7 @@
               <w:rPr>
                 <w:sz w:val="18"/>
               </w:rPr>
-              <w:t>Colour in bulk, matches zone module colour</w:t>
+              <w:t>Color in bulk, matches zone module color</w:t>
             </w:r>
           </w:p>
         </w:tc>
@@ -6735,7 +6735,7 @@
               <w:rPr>
                 <w:sz w:val="18"/>
               </w:rPr>
-              <w:t>Zone post colour material confirmation: written confirmation from PC/ABS moulding supplier that 5 distinct zone colours (Blue, Red, Green, Yellow, Purple) are achievable in bulk material (not paint) with saturated hue. Colour palette to pass accessibility check (OI-05 in NP-TOOL-ZM-001 — same palette applies to posts).</w:t>
+              <w:t>Zone post color material confirmation: written confirmation from PC/ABS moulding supplier that 5 distinct zone colours (Blue, Red, Green, Yellow, Purple) are achievable in bulk material (not paint) with saturated hue. Color palette to pass accessibility check (OI-05 in NP-TOOL-ZM-001 — same palette applies to posts).</w:t>
             </w:r>
           </w:p>
         </w:tc>
@@ -7037,7 +7037,7 @@
               <w:rPr>
                 <w:sz w:val="18"/>
               </w:rPr>
-              <w:t>Product / Programme Mgr</w:t>
+              <w:t>Product / Program Mgr</w:t>
             </w:r>
           </w:p>
         </w:tc>
@@ -7359,7 +7359,7 @@
               <w:rPr>
                 <w:sz w:val="18"/>
               </w:rPr>
-              <w:t>Product / Programme Manager</w:t>
+              <w:t>Product / Program Manager</w:t>
             </w:r>
           </w:p>
         </w:tc>
@@ -7507,7 +7507,7 @@
               <w:rPr>
                 <w:sz w:val="18"/>
               </w:rPr>
-              <w:t>Shell tooling: anchor posts for all interface covers (5 zone + 3 port positions, colour-coded for zones)</w:t>
+              <w:t>Shell tooling: anchor posts for all interface covers (5 zone + 3 port positions, color-coded for zones)</w:t>
             </w:r>
           </w:p>
         </w:tc>
@@ -7521,7 +7521,7 @@
               <w:rPr>
                 <w:sz w:val="18"/>
               </w:rPr>
-              <w:t>SPECIFICATION WRITTEN — F-01 (§2.1) and F-02 (§2.2) define geometry, colour, dimensions, material, and FAI requirements</w:t>
+              <w:t>SPECIFICATION WRITTEN — F-01 (§2.1) and F-02 (§2.2) define geometry, color, dimensions, material, and FAI requirements</w:t>
             </w:r>
           </w:p>
         </w:tc>
@@ -7535,7 +7535,7 @@
               <w:rPr>
                 <w:sz w:val="18"/>
               </w:rPr>
-              <w:t>CAD model update (OI-01); DFM review (OI-02); colour confirmation (OI-04)</w:t>
+              <w:t>CAD model update (OI-01); DFM review (OI-02); color confirmation (OI-04)</w:t>
             </w:r>
           </w:p>
         </w:tc>
@@ -7826,7 +7826,7 @@
               <w:rPr>
                 <w:sz w:val="18"/>
               </w:rPr>
-              <w:t>Initial release. Addresses Issue #16 (shell tooling: anchor posts 5 zone + 3 port colour-coded + EEG cable channel + temporal wing anchor boss). Features F-01 through F-04 specified. 23-item design review checklist (SH-01 through SH-23). Companion to NP-DRV-SHELL-001 Rev A and NP-TOOL-ZM-001 Rev A. CLAUDE.md §13.4 shell tooling pending decisions addressed (CAD verification remains open — OI-01 through OI-07).</w:t>
+              <w:t>Initial release. Addresses Issue #16 (shell tooling: anchor posts 5 zone + 3 port color-coded + EEG cable channel + temporal wing anchor boss). Features F-01 through F-04 specified. 23-item design review checklist (SH-01 through SH-23). Companion to NP-DRV-SHELL-001 Rev A and NP-TOOL-ZM-001 Rev A. CLAUDE.md §13.4 shell tooling pending decisions addressed (CAD verification remains open — OI-01 through OI-07).</w:t>
             </w:r>
           </w:p>
         </w:tc>
